--- a/worksheets/16강_학습지_교사용.docx
+++ b/worksheets/16강_학습지_교사용.docx
@@ -25,6 +25,7 @@
     <w:p>
       <w:pPr>
         <w:keepNext/>
+        <w:pageBreakBefore w:val="0"/>
         <w:spacing w:before="240" w:after="80"/>
         <w:pBdr>
           <w:bottom w:val="single" w:sz="12" w:space="1" w:color="999999"/>
@@ -119,6 +120,7 @@
     <w:p>
       <w:pPr>
         <w:keepNext/>
+        <w:pageBreakBefore w:val="0"/>
         <w:spacing w:before="240" w:after="80"/>
         <w:pBdr>
           <w:bottom w:val="single" w:sz="12" w:space="1" w:color="999999"/>
@@ -213,6 +215,7 @@
     <w:p>
       <w:pPr>
         <w:keepNext/>
+        <w:pageBreakBefore w:val="0"/>
         <w:spacing w:before="240" w:after="80"/>
         <w:pBdr>
           <w:bottom w:val="single" w:sz="12" w:space="1" w:color="999999"/>
@@ -249,6 +252,7 @@
     <w:p>
       <w:pPr>
         <w:keepNext/>
+        <w:pageBreakBefore w:val="0"/>
         <w:spacing w:before="240" w:after="80"/>
         <w:pBdr>
           <w:bottom w:val="single" w:sz="12" w:space="1" w:color="999999"/>
@@ -343,6 +347,7 @@
     <w:p>
       <w:pPr>
         <w:keepNext/>
+        <w:pageBreakBefore w:val="0"/>
         <w:spacing w:before="240" w:after="80"/>
         <w:pBdr>
           <w:bottom w:val="single" w:sz="12" w:space="1" w:color="999999"/>
@@ -453,6 +458,7 @@
     <w:p>
       <w:pPr>
         <w:keepNext/>
+        <w:pageBreakBefore w:val="0"/>
         <w:spacing w:before="240" w:after="80"/>
         <w:pBdr>
           <w:bottom w:val="single" w:sz="12" w:space="1" w:color="999999"/>
